--- a/CSE_199_Sprint_Card.docx
+++ b/CSE_199_Sprint_Card.docx
@@ -101,7 +101,7 @@
                 <w:sz w:val="21"/>
                 <w:szCs w:val="21"/>
               </w:rPr>
-              <w:t>Put your Sprint Plan on the back of this card.  Record the time you work each day on your project for this Sprint.  Minimum is 6 hours for 1 credit or 12 hours for 2 credits.</w:t>
+              <w:t>Put your Sprint Plan on the back of this card.  Record the time you work each day on your project for this Sprint.  Expected minimum is 12 hours per Sprint (1 point per hour)</w:t>
             </w:r>
           </w:p>
           <w:p>
@@ -830,7 +830,7 @@
                 <w:sz w:val="21"/>
                 <w:szCs w:val="21"/>
               </w:rPr>
-              <w:t>Put your Sprint Plan on the back of this card.  Record the time you work each day on your project for this Sprint.  Minimum is 6 hours for 1 credit or 12 hours for 2 credits.</w:t>
+              <w:t>Put your Sprint Plan on the back of this card.  Record the time you work each day on your project for this Sprint.  Expected minimum is 12 hours per Sprint (1 point per hour)</w:t>
             </w:r>
           </w:p>
           <w:p>
@@ -1486,6 +1486,12 @@
               </w:rPr>
               <w:t>Participation Stamps</w:t>
             </w:r>
+            <w:r>
+              <w:rPr>
+                <w:i/>
+              </w:rPr>
+              <w:t xml:space="preserve"> (3 points per stamp)</w:t>
+            </w:r>
           </w:p>
           <w:p>
             <w:pPr>
@@ -1499,7 +1505,7 @@
               <mc:AlternateContent>
                 <mc:Choice Requires="wps">
                   <w:drawing>
-                    <wp:anchor distT="0" distB="0" distL="114300" distR="114300" simplePos="0" relativeHeight="252152832" behindDoc="0" locked="0" layoutInCell="1" allowOverlap="1" wp14:anchorId="6706EBDD" wp14:editId="23415876">
+                    <wp:anchor distT="0" distB="0" distL="114300" distR="114300" simplePos="0" relativeHeight="252198912" behindDoc="0" locked="0" layoutInCell="1" allowOverlap="1" wp14:anchorId="073AE2D0" wp14:editId="791BEF85">
                       <wp:simplePos x="0" y="0"/>
                       <wp:positionH relativeFrom="column">
                         <wp:posOffset>1867696</wp:posOffset>
@@ -1510,7 +1516,7 @@
                       <wp:extent cx="1092200" cy="499423"/>
                       <wp:effectExtent l="19050" t="19050" r="12700" b="15240"/>
                       <wp:wrapNone/>
-                      <wp:docPr id="808172800" name="Text Box 808172800"/>
+                      <wp:docPr id="9747191" name="Text Box 9747191"/>
                       <wp:cNvGraphicFramePr/>
                       <a:graphic xmlns:a="http://schemas.openxmlformats.org/drawingml/2006/main">
                         <a:graphicData uri="http://schemas.microsoft.com/office/word/2010/wordprocessingShape">
@@ -1589,11 +1595,11 @@
                 </mc:Choice>
                 <mc:Fallback>
                   <w:pict>
-                    <v:shapetype w14:anchorId="6706EBDD" id="_x0000_t202" coordsize="21600,21600" o:spt="202" path="m,l,21600r21600,l21600,xe">
+                    <v:shapetype w14:anchorId="073AE2D0" id="_x0000_t202" coordsize="21600,21600" o:spt="202" path="m,l,21600r21600,l21600,xe">
                       <v:stroke joinstyle="miter"/>
                       <v:path gradientshapeok="t" o:connecttype="rect"/>
                     </v:shapetype>
-                    <v:shape id="Text Box 808172800" o:spid="_x0000_s1026" type="#_x0000_t202" style="position:absolute;left:0;text-align:left;margin-left:147.05pt;margin-top:6.35pt;width:86pt;height:39.3pt;z-index:252152832;visibility:visible;mso-wrap-style:square;mso-width-percent:0;mso-height-percent:0;mso-wrap-distance-left:9pt;mso-wrap-distance-top:0;mso-wrap-distance-right:9pt;mso-wrap-distance-bottom:0;mso-position-horizontal:absolute;mso-position-horizontal-relative:text;mso-position-vertical:absolute;mso-position-vertical-relative:text;mso-width-percent:0;mso-height-percent:0;mso-width-relative:margin;mso-height-relative:margin;v-text-anchor:middle" o:gfxdata="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" fillcolor="white [3201]" strokecolor="#4472c4 [3208]" strokeweight="2.25pt">
+                    <v:shape id="Text Box 9747191" o:spid="_x0000_s1026" type="#_x0000_t202" style="position:absolute;left:0;text-align:left;margin-left:147.05pt;margin-top:6.35pt;width:86pt;height:39.3pt;z-index:252198912;visibility:visible;mso-wrap-style:square;mso-width-percent:0;mso-height-percent:0;mso-wrap-distance-left:9pt;mso-wrap-distance-top:0;mso-wrap-distance-right:9pt;mso-wrap-distance-bottom:0;mso-position-horizontal:absolute;mso-position-horizontal-relative:text;mso-position-vertical:absolute;mso-position-vertical-relative:text;mso-width-percent:0;mso-height-percent:0;mso-width-relative:margin;mso-height-relative:margin;v-text-anchor:middle" o:gfxdata="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" fillcolor="white [3201]" strokecolor="#4472c4 [3208]" strokeweight="2.25pt">
                       <v:textbox>
                         <w:txbxContent>
                           <w:p>
@@ -1643,7 +1649,7 @@
               <mc:AlternateContent>
                 <mc:Choice Requires="wps">
                   <w:drawing>
-                    <wp:anchor distT="0" distB="0" distL="114300" distR="114300" simplePos="0" relativeHeight="252150784" behindDoc="0" locked="0" layoutInCell="1" allowOverlap="1" wp14:anchorId="7B11BF24" wp14:editId="71429632">
+                    <wp:anchor distT="0" distB="0" distL="114300" distR="114300" simplePos="0" relativeHeight="252196864" behindDoc="0" locked="0" layoutInCell="1" allowOverlap="1" wp14:anchorId="3FC0B6BB" wp14:editId="5F2EEFAF">
                       <wp:simplePos x="0" y="0"/>
                       <wp:positionH relativeFrom="column">
                         <wp:posOffset>338323</wp:posOffset>
@@ -1654,7 +1660,7 @@
                       <wp:extent cx="1116281" cy="514350"/>
                       <wp:effectExtent l="19050" t="19050" r="27305" b="19050"/>
                       <wp:wrapNone/>
-                      <wp:docPr id="210120254" name="Text Box 210120254"/>
+                      <wp:docPr id="107536571" name="Text Box 107536571"/>
                       <wp:cNvGraphicFramePr/>
                       <a:graphic xmlns:a="http://schemas.openxmlformats.org/drawingml/2006/main">
                         <a:graphicData uri="http://schemas.microsoft.com/office/word/2010/wordprocessingShape">
@@ -1760,7 +1766,7 @@
                 </mc:Choice>
                 <mc:Fallback>
                   <w:pict>
-                    <v:shape w14:anchorId="7B11BF24" id="Text Box 210120254" o:spid="_x0000_s1027" type="#_x0000_t202" style="position:absolute;left:0;text-align:left;margin-left:26.65pt;margin-top:5.25pt;width:87.9pt;height:40.5pt;z-index:252150784;visibility:visible;mso-wrap-style:square;mso-width-percent:0;mso-height-percent:0;mso-wrap-distance-left:9pt;mso-wrap-distance-top:0;mso-wrap-distance-right:9pt;mso-wrap-distance-bottom:0;mso-position-horizontal:absolute;mso-position-horizontal-relative:text;mso-position-vertical:absolute;mso-position-vertical-relative:text;mso-width-percent:0;mso-height-percent:0;mso-width-relative:margin;mso-height-relative:margin;v-text-anchor:middle" o:gfxdata="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" fillcolor="white [3201]" strokecolor="#e00" strokeweight="2.25pt">
+                    <v:shape w14:anchorId="3FC0B6BB" id="Text Box 107536571" o:spid="_x0000_s1027" type="#_x0000_t202" style="position:absolute;left:0;text-align:left;margin-left:26.65pt;margin-top:5.25pt;width:87.9pt;height:40.5pt;z-index:252196864;visibility:visible;mso-wrap-style:square;mso-width-percent:0;mso-height-percent:0;mso-wrap-distance-left:9pt;mso-wrap-distance-top:0;mso-wrap-distance-right:9pt;mso-wrap-distance-bottom:0;mso-position-horizontal:absolute;mso-position-horizontal-relative:text;mso-position-vertical:absolute;mso-position-vertical-relative:text;mso-width-percent:0;mso-height-percent:0;mso-width-relative:margin;mso-height-relative:margin;v-text-anchor:middle" o:gfxdata="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" fillcolor="white [3201]" strokecolor="#e00" strokeweight="2.25pt">
                       <v:textbox>
                         <w:txbxContent>
                           <w:p>
@@ -1840,7 +1846,7 @@
               <mc:AlternateContent>
                 <mc:Choice Requires="wps">
                   <w:drawing>
-                    <wp:anchor distT="0" distB="0" distL="114300" distR="114300" simplePos="0" relativeHeight="252151808" behindDoc="0" locked="0" layoutInCell="1" allowOverlap="1" wp14:anchorId="27B7FC4B" wp14:editId="4000F751">
+                    <wp:anchor distT="0" distB="0" distL="114300" distR="114300" simplePos="0" relativeHeight="252197888" behindDoc="0" locked="0" layoutInCell="1" allowOverlap="1" wp14:anchorId="26ADFEEB" wp14:editId="7C1937E3">
                       <wp:simplePos x="0" y="0"/>
                       <wp:positionH relativeFrom="column">
                         <wp:posOffset>345971</wp:posOffset>
@@ -1851,7 +1857,7 @@
                       <wp:extent cx="1103630" cy="524823"/>
                       <wp:effectExtent l="19050" t="19050" r="20320" b="27940"/>
                       <wp:wrapNone/>
-                      <wp:docPr id="693066911" name="Text Box 693066911"/>
+                      <wp:docPr id="1381566823" name="Text Box 1381566823"/>
                       <wp:cNvGraphicFramePr/>
                       <a:graphic xmlns:a="http://schemas.openxmlformats.org/drawingml/2006/main">
                         <a:graphicData uri="http://schemas.microsoft.com/office/word/2010/wordprocessingShape">
@@ -1932,7 +1938,7 @@
                 </mc:Choice>
                 <mc:Fallback>
                   <w:pict>
-                    <v:shape w14:anchorId="27B7FC4B" id="Text Box 693066911" o:spid="_x0000_s1028" type="#_x0000_t202" style="position:absolute;margin-left:27.25pt;margin-top:27.3pt;width:86.9pt;height:41.3pt;z-index:252151808;visibility:visible;mso-wrap-style:square;mso-width-percent:0;mso-height-percent:0;mso-wrap-distance-left:9pt;mso-wrap-distance-top:0;mso-wrap-distance-right:9pt;mso-wrap-distance-bottom:0;mso-position-horizontal:absolute;mso-position-horizontal-relative:text;mso-position-vertical:absolute;mso-position-vertical-relative:text;mso-width-percent:0;mso-height-percent:0;mso-width-relative:margin;mso-height-relative:margin;v-text-anchor:middle" o:gfxdata="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" fillcolor="white [3201]" strokecolor="#bf8f00 [2407]" strokeweight="2.25pt">
+                    <v:shape w14:anchorId="26ADFEEB" id="Text Box 1381566823" o:spid="_x0000_s1028" type="#_x0000_t202" style="position:absolute;margin-left:27.25pt;margin-top:27.3pt;width:86.9pt;height:41.3pt;z-index:252197888;visibility:visible;mso-wrap-style:square;mso-width-percent:0;mso-height-percent:0;mso-wrap-distance-left:9pt;mso-wrap-distance-top:0;mso-wrap-distance-right:9pt;mso-wrap-distance-bottom:0;mso-position-horizontal:absolute;mso-position-horizontal-relative:text;mso-position-vertical:absolute;mso-position-vertical-relative:text;mso-width-percent:0;mso-height-percent:0;mso-width-relative:margin;mso-height-relative:margin;v-text-anchor:middle" o:gfxdata="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" fillcolor="white [3201]" strokecolor="#bf8f00 [2407]" strokeweight="2.25pt">
                       <v:textbox>
                         <w:txbxContent>
                           <w:p>
@@ -1982,7 +1988,7 @@
               <mc:AlternateContent>
                 <mc:Choice Requires="wps">
                   <w:drawing>
-                    <wp:anchor distT="0" distB="0" distL="114300" distR="114300" simplePos="0" relativeHeight="252153856" behindDoc="0" locked="0" layoutInCell="1" allowOverlap="1" wp14:anchorId="09D04D50" wp14:editId="5417D430">
+                    <wp:anchor distT="0" distB="0" distL="114300" distR="114300" simplePos="0" relativeHeight="252199936" behindDoc="0" locked="0" layoutInCell="1" allowOverlap="1" wp14:anchorId="6E81FA58" wp14:editId="0B6DFDFB">
                       <wp:simplePos x="0" y="0"/>
                       <wp:positionH relativeFrom="column">
                         <wp:posOffset>1867696</wp:posOffset>
@@ -1993,7 +1999,7 @@
                       <wp:extent cx="1092200" cy="511791"/>
                       <wp:effectExtent l="19050" t="19050" r="12700" b="22225"/>
                       <wp:wrapNone/>
-                      <wp:docPr id="479045963" name="Text Box 479045963"/>
+                      <wp:docPr id="854471689" name="Text Box 854471689"/>
                       <wp:cNvGraphicFramePr/>
                       <a:graphic xmlns:a="http://schemas.openxmlformats.org/drawingml/2006/main">
                         <a:graphicData uri="http://schemas.microsoft.com/office/word/2010/wordprocessingShape">
@@ -2074,7 +2080,7 @@
                 </mc:Choice>
                 <mc:Fallback>
                   <w:pict>
-                    <v:shape w14:anchorId="09D04D50" id="Text Box 479045963" o:spid="_x0000_s1029" type="#_x0000_t202" style="position:absolute;margin-left:147.05pt;margin-top:28.4pt;width:86pt;height:40.3pt;z-index:252153856;visibility:visible;mso-wrap-style:square;mso-width-percent:0;mso-height-percent:0;mso-wrap-distance-left:9pt;mso-wrap-distance-top:0;mso-wrap-distance-right:9pt;mso-wrap-distance-bottom:0;mso-position-horizontal:absolute;mso-position-horizontal-relative:text;mso-position-vertical:absolute;mso-position-vertical-relative:text;mso-width-percent:0;mso-height-percent:0;mso-width-relative:margin;mso-height-relative:margin;v-text-anchor:middle" o:gfxdata="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" fillcolor="white [3201]" strokecolor="#538135 [2409]" strokeweight="2.25pt">
+                    <v:shape w14:anchorId="6E81FA58" id="Text Box 854471689" o:spid="_x0000_s1029" type="#_x0000_t202" style="position:absolute;margin-left:147.05pt;margin-top:28.4pt;width:86pt;height:40.3pt;z-index:252199936;visibility:visible;mso-wrap-style:square;mso-width-percent:0;mso-height-percent:0;mso-wrap-distance-left:9pt;mso-wrap-distance-top:0;mso-wrap-distance-right:9pt;mso-wrap-distance-bottom:0;mso-position-horizontal:absolute;mso-position-horizontal-relative:text;mso-position-vertical:absolute;mso-position-vertical-relative:text;mso-width-percent:0;mso-height-percent:0;mso-width-relative:margin;mso-height-relative:margin;v-text-anchor:middle" o:gfxdata="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" fillcolor="white [3201]" strokecolor="#538135 [2409]" strokeweight="2.25pt">
                       <v:textbox>
                         <w:txbxContent>
                           <w:p>
@@ -2161,6 +2167,12 @@
               </w:rPr>
               <w:t>Participation Stamps</w:t>
             </w:r>
+            <w:r>
+              <w:rPr>
+                <w:i/>
+              </w:rPr>
+              <w:t xml:space="preserve"> (3 points per stamp)</w:t>
+            </w:r>
           </w:p>
           <w:p>
             <w:pPr>
@@ -2174,7 +2186,7 @@
               <mc:AlternateContent>
                 <mc:Choice Requires="wps">
                   <w:drawing>
-                    <wp:anchor distT="0" distB="0" distL="114300" distR="114300" simplePos="0" relativeHeight="252156928" behindDoc="0" locked="0" layoutInCell="1" allowOverlap="1" wp14:anchorId="4203A064" wp14:editId="202CF917">
+                    <wp:anchor distT="0" distB="0" distL="114300" distR="114300" simplePos="0" relativeHeight="252203008" behindDoc="0" locked="0" layoutInCell="1" allowOverlap="1" wp14:anchorId="0B88918E" wp14:editId="1144A8BD">
                       <wp:simplePos x="0" y="0"/>
                       <wp:positionH relativeFrom="column">
                         <wp:posOffset>1867696</wp:posOffset>
@@ -2185,7 +2197,7 @@
                       <wp:extent cx="1092200" cy="499423"/>
                       <wp:effectExtent l="19050" t="19050" r="12700" b="15240"/>
                       <wp:wrapNone/>
-                      <wp:docPr id="1491800674" name="Text Box 1491800674"/>
+                      <wp:docPr id="1425936482" name="Text Box 1425936482"/>
                       <wp:cNvGraphicFramePr/>
                       <a:graphic xmlns:a="http://schemas.openxmlformats.org/drawingml/2006/main">
                         <a:graphicData uri="http://schemas.microsoft.com/office/word/2010/wordprocessingShape">
@@ -2264,7 +2276,7 @@
                 </mc:Choice>
                 <mc:Fallback>
                   <w:pict>
-                    <v:shape w14:anchorId="4203A064" id="Text Box 1491800674" o:spid="_x0000_s1030" type="#_x0000_t202" style="position:absolute;left:0;text-align:left;margin-left:147.05pt;margin-top:6.35pt;width:86pt;height:39.3pt;z-index:252156928;visibility:visible;mso-wrap-style:square;mso-width-percent:0;mso-height-percent:0;mso-wrap-distance-left:9pt;mso-wrap-distance-top:0;mso-wrap-distance-right:9pt;mso-wrap-distance-bottom:0;mso-position-horizontal:absolute;mso-position-horizontal-relative:text;mso-position-vertical:absolute;mso-position-vertical-relative:text;mso-width-percent:0;mso-height-percent:0;mso-width-relative:margin;mso-height-relative:margin;v-text-anchor:middle" o:gfxdata="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" fillcolor="white [3201]" strokecolor="#4472c4 [3208]" strokeweight="2.25pt">
+                    <v:shape w14:anchorId="0B88918E" id="Text Box 1425936482" o:spid="_x0000_s1030" type="#_x0000_t202" style="position:absolute;left:0;text-align:left;margin-left:147.05pt;margin-top:6.35pt;width:86pt;height:39.3pt;z-index:252203008;visibility:visible;mso-wrap-style:square;mso-width-percent:0;mso-height-percent:0;mso-wrap-distance-left:9pt;mso-wrap-distance-top:0;mso-wrap-distance-right:9pt;mso-wrap-distance-bottom:0;mso-position-horizontal:absolute;mso-position-horizontal-relative:text;mso-position-vertical:absolute;mso-position-vertical-relative:text;mso-width-percent:0;mso-height-percent:0;mso-width-relative:margin;mso-height-relative:margin;v-text-anchor:middle" o:gfxdata="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" fillcolor="white [3201]" strokecolor="#4472c4 [3208]" strokeweight="2.25pt">
                       <v:textbox>
                         <w:txbxContent>
                           <w:p>
@@ -2314,7 +2326,7 @@
               <mc:AlternateContent>
                 <mc:Choice Requires="wps">
                   <w:drawing>
-                    <wp:anchor distT="0" distB="0" distL="114300" distR="114300" simplePos="0" relativeHeight="252154880" behindDoc="0" locked="0" layoutInCell="1" allowOverlap="1" wp14:anchorId="785CBC3F" wp14:editId="18AEB560">
+                    <wp:anchor distT="0" distB="0" distL="114300" distR="114300" simplePos="0" relativeHeight="252200960" behindDoc="0" locked="0" layoutInCell="1" allowOverlap="1" wp14:anchorId="120A1E53" wp14:editId="293A0A74">
                       <wp:simplePos x="0" y="0"/>
                       <wp:positionH relativeFrom="column">
                         <wp:posOffset>338323</wp:posOffset>
@@ -2325,7 +2337,7 @@
                       <wp:extent cx="1116281" cy="514350"/>
                       <wp:effectExtent l="19050" t="19050" r="27305" b="19050"/>
                       <wp:wrapNone/>
-                      <wp:docPr id="735976788" name="Text Box 735976788"/>
+                      <wp:docPr id="1180852592" name="Text Box 1180852592"/>
                       <wp:cNvGraphicFramePr/>
                       <a:graphic xmlns:a="http://schemas.openxmlformats.org/drawingml/2006/main">
                         <a:graphicData uri="http://schemas.microsoft.com/office/word/2010/wordprocessingShape">
@@ -2431,7 +2443,7 @@
                 </mc:Choice>
                 <mc:Fallback>
                   <w:pict>
-                    <v:shape w14:anchorId="785CBC3F" id="Text Box 735976788" o:spid="_x0000_s1031" type="#_x0000_t202" style="position:absolute;left:0;text-align:left;margin-left:26.65pt;margin-top:5.25pt;width:87.9pt;height:40.5pt;z-index:252154880;visibility:visible;mso-wrap-style:square;mso-width-percent:0;mso-height-percent:0;mso-wrap-distance-left:9pt;mso-wrap-distance-top:0;mso-wrap-distance-right:9pt;mso-wrap-distance-bottom:0;mso-position-horizontal:absolute;mso-position-horizontal-relative:text;mso-position-vertical:absolute;mso-position-vertical-relative:text;mso-width-percent:0;mso-height-percent:0;mso-width-relative:margin;mso-height-relative:margin;v-text-anchor:middle" o:gfxdata="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" fillcolor="white [3201]" strokecolor="#e00" strokeweight="2.25pt">
+                    <v:shape w14:anchorId="120A1E53" id="Text Box 1180852592" o:spid="_x0000_s1031" type="#_x0000_t202" style="position:absolute;left:0;text-align:left;margin-left:26.65pt;margin-top:5.25pt;width:87.9pt;height:40.5pt;z-index:252200960;visibility:visible;mso-wrap-style:square;mso-width-percent:0;mso-height-percent:0;mso-wrap-distance-left:9pt;mso-wrap-distance-top:0;mso-wrap-distance-right:9pt;mso-wrap-distance-bottom:0;mso-position-horizontal:absolute;mso-position-horizontal-relative:text;mso-position-vertical:absolute;mso-position-vertical-relative:text;mso-width-percent:0;mso-height-percent:0;mso-width-relative:margin;mso-height-relative:margin;v-text-anchor:middle" o:gfxdata="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" fillcolor="white [3201]" strokecolor="#e00" strokeweight="2.25pt">
                       <v:textbox>
                         <w:txbxContent>
                           <w:p>
@@ -2511,7 +2523,7 @@
               <mc:AlternateContent>
                 <mc:Choice Requires="wps">
                   <w:drawing>
-                    <wp:anchor distT="0" distB="0" distL="114300" distR="114300" simplePos="0" relativeHeight="252155904" behindDoc="0" locked="0" layoutInCell="1" allowOverlap="1" wp14:anchorId="0170DA5A" wp14:editId="61756431">
+                    <wp:anchor distT="0" distB="0" distL="114300" distR="114300" simplePos="0" relativeHeight="252201984" behindDoc="0" locked="0" layoutInCell="1" allowOverlap="1" wp14:anchorId="32AFD5BD" wp14:editId="1EA78615">
                       <wp:simplePos x="0" y="0"/>
                       <wp:positionH relativeFrom="column">
                         <wp:posOffset>345971</wp:posOffset>
@@ -2522,7 +2534,7 @@
                       <wp:extent cx="1103630" cy="524823"/>
                       <wp:effectExtent l="19050" t="19050" r="20320" b="27940"/>
                       <wp:wrapNone/>
-                      <wp:docPr id="519632188" name="Text Box 519632188"/>
+                      <wp:docPr id="1202707539" name="Text Box 1202707539"/>
                       <wp:cNvGraphicFramePr/>
                       <a:graphic xmlns:a="http://schemas.openxmlformats.org/drawingml/2006/main">
                         <a:graphicData uri="http://schemas.microsoft.com/office/word/2010/wordprocessingShape">
@@ -2603,7 +2615,7 @@
                 </mc:Choice>
                 <mc:Fallback>
                   <w:pict>
-                    <v:shape w14:anchorId="0170DA5A" id="Text Box 519632188" o:spid="_x0000_s1032" type="#_x0000_t202" style="position:absolute;margin-left:27.25pt;margin-top:27.3pt;width:86.9pt;height:41.3pt;z-index:252155904;visibility:visible;mso-wrap-style:square;mso-width-percent:0;mso-height-percent:0;mso-wrap-distance-left:9pt;mso-wrap-distance-top:0;mso-wrap-distance-right:9pt;mso-wrap-distance-bottom:0;mso-position-horizontal:absolute;mso-position-horizontal-relative:text;mso-position-vertical:absolute;mso-position-vertical-relative:text;mso-width-percent:0;mso-height-percent:0;mso-width-relative:margin;mso-height-relative:margin;v-text-anchor:middle" o:gfxdata="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" fillcolor="white [3201]" strokecolor="#bf8f00 [2407]" strokeweight="2.25pt">
+                    <v:shape w14:anchorId="32AFD5BD" id="Text Box 1202707539" o:spid="_x0000_s1032" type="#_x0000_t202" style="position:absolute;margin-left:27.25pt;margin-top:27.3pt;width:86.9pt;height:41.3pt;z-index:252201984;visibility:visible;mso-wrap-style:square;mso-width-percent:0;mso-height-percent:0;mso-wrap-distance-left:9pt;mso-wrap-distance-top:0;mso-wrap-distance-right:9pt;mso-wrap-distance-bottom:0;mso-position-horizontal:absolute;mso-position-horizontal-relative:text;mso-position-vertical:absolute;mso-position-vertical-relative:text;mso-width-percent:0;mso-height-percent:0;mso-width-relative:margin;mso-height-relative:margin;v-text-anchor:middle" o:gfxdata="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" fillcolor="white [3201]" strokecolor="#bf8f00 [2407]" strokeweight="2.25pt">
                       <v:textbox>
                         <w:txbxContent>
                           <w:p>
@@ -2653,7 +2665,7 @@
               <mc:AlternateContent>
                 <mc:Choice Requires="wps">
                   <w:drawing>
-                    <wp:anchor distT="0" distB="0" distL="114300" distR="114300" simplePos="0" relativeHeight="252157952" behindDoc="0" locked="0" layoutInCell="1" allowOverlap="1" wp14:anchorId="6F91A02A" wp14:editId="40BA53EF">
+                    <wp:anchor distT="0" distB="0" distL="114300" distR="114300" simplePos="0" relativeHeight="252204032" behindDoc="0" locked="0" layoutInCell="1" allowOverlap="1" wp14:anchorId="1BCFA5FA" wp14:editId="081F3334">
                       <wp:simplePos x="0" y="0"/>
                       <wp:positionH relativeFrom="column">
                         <wp:posOffset>1867696</wp:posOffset>
@@ -2664,7 +2676,7 @@
                       <wp:extent cx="1092200" cy="511791"/>
                       <wp:effectExtent l="19050" t="19050" r="12700" b="22225"/>
                       <wp:wrapNone/>
-                      <wp:docPr id="1412297534" name="Text Box 1412297534"/>
+                      <wp:docPr id="374402848" name="Text Box 374402848"/>
                       <wp:cNvGraphicFramePr/>
                       <a:graphic xmlns:a="http://schemas.openxmlformats.org/drawingml/2006/main">
                         <a:graphicData uri="http://schemas.microsoft.com/office/word/2010/wordprocessingShape">
@@ -2745,7 +2757,7 @@
                 </mc:Choice>
                 <mc:Fallback>
                   <w:pict>
-                    <v:shape w14:anchorId="6F91A02A" id="Text Box 1412297534" o:spid="_x0000_s1033" type="#_x0000_t202" style="position:absolute;margin-left:147.05pt;margin-top:28.4pt;width:86pt;height:40.3pt;z-index:252157952;visibility:visible;mso-wrap-style:square;mso-width-percent:0;mso-height-percent:0;mso-wrap-distance-left:9pt;mso-wrap-distance-top:0;mso-wrap-distance-right:9pt;mso-wrap-distance-bottom:0;mso-position-horizontal:absolute;mso-position-horizontal-relative:text;mso-position-vertical:absolute;mso-position-vertical-relative:text;mso-width-percent:0;mso-height-percent:0;mso-width-relative:margin;mso-height-relative:margin;v-text-anchor:middle" o:gfxdata="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" fillcolor="white [3201]" strokecolor="#538135 [2409]" strokeweight="2.25pt">
+                    <v:shape w14:anchorId="1BCFA5FA" id="Text Box 374402848" o:spid="_x0000_s1033" type="#_x0000_t202" style="position:absolute;margin-left:147.05pt;margin-top:28.4pt;width:86pt;height:40.3pt;z-index:252204032;visibility:visible;mso-wrap-style:square;mso-width-percent:0;mso-height-percent:0;mso-wrap-distance-left:9pt;mso-wrap-distance-top:0;mso-wrap-distance-right:9pt;mso-wrap-distance-bottom:0;mso-position-horizontal:absolute;mso-position-horizontal-relative:text;mso-position-vertical:absolute;mso-position-vertical-relative:text;mso-width-percent:0;mso-height-percent:0;mso-width-relative:margin;mso-height-relative:margin;v-text-anchor:middle" o:gfxdata="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" fillcolor="white [3201]" strokecolor="#538135 [2409]" strokeweight="2.25pt">
                       <v:textbox>
                         <w:txbxContent>
                           <w:p>
@@ -2938,7 +2950,7 @@
                 <w:sz w:val="21"/>
                 <w:szCs w:val="21"/>
               </w:rPr>
-              <w:t>Put your Sprint Plan on the back of this card.  Record the time you work each day on your project for this Sprint.  Minimum is 6 hours for 1 credit or 12 hours for 2 credits.</w:t>
+              <w:t>Put your Sprint Plan on the back of this card.  Record the time you work each day on your project for this Sprint.  Expected minimum is 12 hours per Sprint (1 point per hour)</w:t>
             </w:r>
           </w:p>
           <w:p>
@@ -3666,7 +3678,14 @@
                 <w:sz w:val="21"/>
                 <w:szCs w:val="21"/>
               </w:rPr>
-              <w:t>Put your Sprint Plan on the back of this card.  Record the time you work each day on your project for this Sprint.  Minimum is 6 hours for 1 credit or 12 hours for 2 credits.</w:t>
+              <w:t>Put your Sprint Plan on the back of this card.  Record the time you work each day on your project for this Sprint.  Expected minimum is 12 hours per Sprint</w:t>
+            </w:r>
+            <w:r>
+              <w:rPr>
+                <w:sz w:val="21"/>
+                <w:szCs w:val="21"/>
+              </w:rPr>
+              <w:t xml:space="preserve"> (1 point per hour)</w:t>
             </w:r>
           </w:p>
           <w:p>
@@ -4322,6 +4341,12 @@
               </w:rPr>
               <w:t>Participation Stamps</w:t>
             </w:r>
+            <w:r>
+              <w:rPr>
+                <w:i/>
+              </w:rPr>
+              <w:t xml:space="preserve"> (3 points per stamp)</w:t>
+            </w:r>
           </w:p>
           <w:p>
             <w:pPr>
@@ -4335,7 +4360,7 @@
               <mc:AlternateContent>
                 <mc:Choice Requires="wps">
                   <w:drawing>
-                    <wp:anchor distT="0" distB="0" distL="114300" distR="114300" simplePos="0" relativeHeight="252171264" behindDoc="0" locked="0" layoutInCell="1" allowOverlap="1" wp14:anchorId="18B13235" wp14:editId="60DFC849">
+                    <wp:anchor distT="0" distB="0" distL="114300" distR="114300" simplePos="0" relativeHeight="252184576" behindDoc="0" locked="0" layoutInCell="1" allowOverlap="1" wp14:anchorId="481700CC" wp14:editId="35866940">
                       <wp:simplePos x="0" y="0"/>
                       <wp:positionH relativeFrom="column">
                         <wp:posOffset>1867696</wp:posOffset>
@@ -4346,7 +4371,7 @@
                       <wp:extent cx="1092200" cy="499423"/>
                       <wp:effectExtent l="19050" t="19050" r="12700" b="15240"/>
                       <wp:wrapNone/>
-                      <wp:docPr id="175213508" name="Text Box 175213508"/>
+                      <wp:docPr id="1100964137" name="Text Box 1100964137"/>
                       <wp:cNvGraphicFramePr/>
                       <a:graphic xmlns:a="http://schemas.openxmlformats.org/drawingml/2006/main">
                         <a:graphicData uri="http://schemas.microsoft.com/office/word/2010/wordprocessingShape">
@@ -4425,7 +4450,7 @@
                 </mc:Choice>
                 <mc:Fallback>
                   <w:pict>
-                    <v:shape w14:anchorId="18B13235" id="Text Box 175213508" o:spid="_x0000_s1034" type="#_x0000_t202" style="position:absolute;left:0;text-align:left;margin-left:147.05pt;margin-top:6.35pt;width:86pt;height:39.3pt;z-index:252171264;visibility:visible;mso-wrap-style:square;mso-width-percent:0;mso-height-percent:0;mso-wrap-distance-left:9pt;mso-wrap-distance-top:0;mso-wrap-distance-right:9pt;mso-wrap-distance-bottom:0;mso-position-horizontal:absolute;mso-position-horizontal-relative:text;mso-position-vertical:absolute;mso-position-vertical-relative:text;mso-width-percent:0;mso-height-percent:0;mso-width-relative:margin;mso-height-relative:margin;v-text-anchor:middle" o:gfxdata="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" fillcolor="white [3201]" strokecolor="#4472c4 [3208]" strokeweight="2.25pt">
+                    <v:shape w14:anchorId="481700CC" id="Text Box 1100964137" o:spid="_x0000_s1034" type="#_x0000_t202" style="position:absolute;left:0;text-align:left;margin-left:147.05pt;margin-top:6.35pt;width:86pt;height:39.3pt;z-index:252184576;visibility:visible;mso-wrap-style:square;mso-width-percent:0;mso-height-percent:0;mso-wrap-distance-left:9pt;mso-wrap-distance-top:0;mso-wrap-distance-right:9pt;mso-wrap-distance-bottom:0;mso-position-horizontal:absolute;mso-position-horizontal-relative:text;mso-position-vertical:absolute;mso-position-vertical-relative:text;mso-width-percent:0;mso-height-percent:0;mso-width-relative:margin;mso-height-relative:margin;v-text-anchor:middle" o:gfxdata="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" fillcolor="white [3201]" strokecolor="#4472c4 [3208]" strokeweight="2.25pt">
                       <v:textbox>
                         <w:txbxContent>
                           <w:p>
@@ -4475,7 +4500,7 @@
               <mc:AlternateContent>
                 <mc:Choice Requires="wps">
                   <w:drawing>
-                    <wp:anchor distT="0" distB="0" distL="114300" distR="114300" simplePos="0" relativeHeight="252169216" behindDoc="0" locked="0" layoutInCell="1" allowOverlap="1" wp14:anchorId="041378BB" wp14:editId="7A0B5A19">
+                    <wp:anchor distT="0" distB="0" distL="114300" distR="114300" simplePos="0" relativeHeight="252182528" behindDoc="0" locked="0" layoutInCell="1" allowOverlap="1" wp14:anchorId="00809F9C" wp14:editId="6177D19A">
                       <wp:simplePos x="0" y="0"/>
                       <wp:positionH relativeFrom="column">
                         <wp:posOffset>338323</wp:posOffset>
@@ -4486,7 +4511,7 @@
                       <wp:extent cx="1116281" cy="514350"/>
                       <wp:effectExtent l="19050" t="19050" r="27305" b="19050"/>
                       <wp:wrapNone/>
-                      <wp:docPr id="1050868664" name="Text Box 1050868664"/>
+                      <wp:docPr id="906723358" name="Text Box 906723358"/>
                       <wp:cNvGraphicFramePr/>
                       <a:graphic xmlns:a="http://schemas.openxmlformats.org/drawingml/2006/main">
                         <a:graphicData uri="http://schemas.microsoft.com/office/word/2010/wordprocessingShape">
@@ -4592,7 +4617,7 @@
                 </mc:Choice>
                 <mc:Fallback>
                   <w:pict>
-                    <v:shape w14:anchorId="041378BB" id="Text Box 1050868664" o:spid="_x0000_s1035" type="#_x0000_t202" style="position:absolute;left:0;text-align:left;margin-left:26.65pt;margin-top:5.25pt;width:87.9pt;height:40.5pt;z-index:252169216;visibility:visible;mso-wrap-style:square;mso-width-percent:0;mso-height-percent:0;mso-wrap-distance-left:9pt;mso-wrap-distance-top:0;mso-wrap-distance-right:9pt;mso-wrap-distance-bottom:0;mso-position-horizontal:absolute;mso-position-horizontal-relative:text;mso-position-vertical:absolute;mso-position-vertical-relative:text;mso-width-percent:0;mso-height-percent:0;mso-width-relative:margin;mso-height-relative:margin;v-text-anchor:middle" o:gfxdata="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" fillcolor="white [3201]" strokecolor="#e00" strokeweight="2.25pt">
+                    <v:shape w14:anchorId="00809F9C" id="Text Box 906723358" o:spid="_x0000_s1035" type="#_x0000_t202" style="position:absolute;left:0;text-align:left;margin-left:26.65pt;margin-top:5.25pt;width:87.9pt;height:40.5pt;z-index:252182528;visibility:visible;mso-wrap-style:square;mso-width-percent:0;mso-height-percent:0;mso-wrap-distance-left:9pt;mso-wrap-distance-top:0;mso-wrap-distance-right:9pt;mso-wrap-distance-bottom:0;mso-position-horizontal:absolute;mso-position-horizontal-relative:text;mso-position-vertical:absolute;mso-position-vertical-relative:text;mso-width-percent:0;mso-height-percent:0;mso-width-relative:margin;mso-height-relative:margin;v-text-anchor:middle" o:gfxdata="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" fillcolor="white [3201]" strokecolor="#e00" strokeweight="2.25pt">
                       <v:textbox>
                         <w:txbxContent>
                           <w:p>
@@ -4672,7 +4697,7 @@
               <mc:AlternateContent>
                 <mc:Choice Requires="wps">
                   <w:drawing>
-                    <wp:anchor distT="0" distB="0" distL="114300" distR="114300" simplePos="0" relativeHeight="252170240" behindDoc="0" locked="0" layoutInCell="1" allowOverlap="1" wp14:anchorId="208C6BD1" wp14:editId="4610F8C8">
+                    <wp:anchor distT="0" distB="0" distL="114300" distR="114300" simplePos="0" relativeHeight="252183552" behindDoc="0" locked="0" layoutInCell="1" allowOverlap="1" wp14:anchorId="4CB0E80C" wp14:editId="39C2F744">
                       <wp:simplePos x="0" y="0"/>
                       <wp:positionH relativeFrom="column">
                         <wp:posOffset>345971</wp:posOffset>
@@ -4683,7 +4708,7 @@
                       <wp:extent cx="1103630" cy="524823"/>
                       <wp:effectExtent l="19050" t="19050" r="20320" b="27940"/>
                       <wp:wrapNone/>
-                      <wp:docPr id="8934544" name="Text Box 8934544"/>
+                      <wp:docPr id="950565257" name="Text Box 950565257"/>
                       <wp:cNvGraphicFramePr/>
                       <a:graphic xmlns:a="http://schemas.openxmlformats.org/drawingml/2006/main">
                         <a:graphicData uri="http://schemas.microsoft.com/office/word/2010/wordprocessingShape">
@@ -4764,7 +4789,7 @@
                 </mc:Choice>
                 <mc:Fallback>
                   <w:pict>
-                    <v:shape w14:anchorId="208C6BD1" id="Text Box 8934544" o:spid="_x0000_s1036" type="#_x0000_t202" style="position:absolute;margin-left:27.25pt;margin-top:27.3pt;width:86.9pt;height:41.3pt;z-index:252170240;visibility:visible;mso-wrap-style:square;mso-width-percent:0;mso-height-percent:0;mso-wrap-distance-left:9pt;mso-wrap-distance-top:0;mso-wrap-distance-right:9pt;mso-wrap-distance-bottom:0;mso-position-horizontal:absolute;mso-position-horizontal-relative:text;mso-position-vertical:absolute;mso-position-vertical-relative:text;mso-width-percent:0;mso-height-percent:0;mso-width-relative:margin;mso-height-relative:margin;v-text-anchor:middle" o:gfxdata="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" fillcolor="white [3201]" strokecolor="#bf8f00 [2407]" strokeweight="2.25pt">
+                    <v:shape w14:anchorId="4CB0E80C" id="Text Box 950565257" o:spid="_x0000_s1036" type="#_x0000_t202" style="position:absolute;margin-left:27.25pt;margin-top:27.3pt;width:86.9pt;height:41.3pt;z-index:252183552;visibility:visible;mso-wrap-style:square;mso-width-percent:0;mso-height-percent:0;mso-wrap-distance-left:9pt;mso-wrap-distance-top:0;mso-wrap-distance-right:9pt;mso-wrap-distance-bottom:0;mso-position-horizontal:absolute;mso-position-horizontal-relative:text;mso-position-vertical:absolute;mso-position-vertical-relative:text;mso-width-percent:0;mso-height-percent:0;mso-width-relative:margin;mso-height-relative:margin;v-text-anchor:middle" o:gfxdata="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" fillcolor="white [3201]" strokecolor="#bf8f00 [2407]" strokeweight="2.25pt">
                       <v:textbox>
                         <w:txbxContent>
                           <w:p>
@@ -4814,7 +4839,7 @@
               <mc:AlternateContent>
                 <mc:Choice Requires="wps">
                   <w:drawing>
-                    <wp:anchor distT="0" distB="0" distL="114300" distR="114300" simplePos="0" relativeHeight="252172288" behindDoc="0" locked="0" layoutInCell="1" allowOverlap="1" wp14:anchorId="1424F1EB" wp14:editId="68616F01">
+                    <wp:anchor distT="0" distB="0" distL="114300" distR="114300" simplePos="0" relativeHeight="252185600" behindDoc="0" locked="0" layoutInCell="1" allowOverlap="1" wp14:anchorId="0794BC8E" wp14:editId="701246AF">
                       <wp:simplePos x="0" y="0"/>
                       <wp:positionH relativeFrom="column">
                         <wp:posOffset>1867696</wp:posOffset>
@@ -4825,7 +4850,7 @@
                       <wp:extent cx="1092200" cy="511791"/>
                       <wp:effectExtent l="19050" t="19050" r="12700" b="22225"/>
                       <wp:wrapNone/>
-                      <wp:docPr id="1531827122" name="Text Box 1531827122"/>
+                      <wp:docPr id="2118402816" name="Text Box 2118402816"/>
                       <wp:cNvGraphicFramePr/>
                       <a:graphic xmlns:a="http://schemas.openxmlformats.org/drawingml/2006/main">
                         <a:graphicData uri="http://schemas.microsoft.com/office/word/2010/wordprocessingShape">
@@ -4906,7 +4931,7 @@
                 </mc:Choice>
                 <mc:Fallback>
                   <w:pict>
-                    <v:shape w14:anchorId="1424F1EB" id="Text Box 1531827122" o:spid="_x0000_s1037" type="#_x0000_t202" style="position:absolute;margin-left:147.05pt;margin-top:28.4pt;width:86pt;height:40.3pt;z-index:252172288;visibility:visible;mso-wrap-style:square;mso-width-percent:0;mso-height-percent:0;mso-wrap-distance-left:9pt;mso-wrap-distance-top:0;mso-wrap-distance-right:9pt;mso-wrap-distance-bottom:0;mso-position-horizontal:absolute;mso-position-horizontal-relative:text;mso-position-vertical:absolute;mso-position-vertical-relative:text;mso-width-percent:0;mso-height-percent:0;mso-width-relative:margin;mso-height-relative:margin;v-text-anchor:middle" o:gfxdata="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" fillcolor="white [3201]" strokecolor="#538135 [2409]" strokeweight="2.25pt">
+                    <v:shape w14:anchorId="0794BC8E" id="Text Box 2118402816" o:spid="_x0000_s1037" type="#_x0000_t202" style="position:absolute;margin-left:147.05pt;margin-top:28.4pt;width:86pt;height:40.3pt;z-index:252185600;visibility:visible;mso-wrap-style:square;mso-width-percent:0;mso-height-percent:0;mso-wrap-distance-left:9pt;mso-wrap-distance-top:0;mso-wrap-distance-right:9pt;mso-wrap-distance-bottom:0;mso-position-horizontal:absolute;mso-position-horizontal-relative:text;mso-position-vertical:absolute;mso-position-vertical-relative:text;mso-width-percent:0;mso-height-percent:0;mso-width-relative:margin;mso-height-relative:margin;v-text-anchor:middle" o:gfxdata="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" fillcolor="white [3201]" strokecolor="#538135 [2409]" strokeweight="2.25pt">
                       <v:textbox>
                         <w:txbxContent>
                           <w:p>
@@ -4993,6 +5018,12 @@
               </w:rPr>
               <w:t>Participation Stamps</w:t>
             </w:r>
+            <w:r>
+              <w:rPr>
+                <w:i/>
+              </w:rPr>
+              <w:t xml:space="preserve"> (3 points per stamp)</w:t>
+            </w:r>
           </w:p>
           <w:p>
             <w:pPr>
@@ -5006,7 +5037,7 @@
               <mc:AlternateContent>
                 <mc:Choice Requires="wps">
                   <w:drawing>
-                    <wp:anchor distT="0" distB="0" distL="114300" distR="114300" simplePos="0" relativeHeight="252175360" behindDoc="0" locked="0" layoutInCell="1" allowOverlap="1" wp14:anchorId="48BAF93E" wp14:editId="47F8A74D">
+                    <wp:anchor distT="0" distB="0" distL="114300" distR="114300" simplePos="0" relativeHeight="252180480" behindDoc="0" locked="0" layoutInCell="1" allowOverlap="1" wp14:anchorId="48BAF93E" wp14:editId="47F8A74D">
                       <wp:simplePos x="0" y="0"/>
                       <wp:positionH relativeFrom="column">
                         <wp:posOffset>1867696</wp:posOffset>
@@ -5096,7 +5127,7 @@
                 </mc:Choice>
                 <mc:Fallback>
                   <w:pict>
-                    <v:shape w14:anchorId="48BAF93E" id="Text Box 1028005733" o:spid="_x0000_s1038" type="#_x0000_t202" style="position:absolute;left:0;text-align:left;margin-left:147.05pt;margin-top:6.35pt;width:86pt;height:39.3pt;z-index:252175360;visibility:visible;mso-wrap-style:square;mso-width-percent:0;mso-height-percent:0;mso-wrap-distance-left:9pt;mso-wrap-distance-top:0;mso-wrap-distance-right:9pt;mso-wrap-distance-bottom:0;mso-position-horizontal:absolute;mso-position-horizontal-relative:text;mso-position-vertical:absolute;mso-position-vertical-relative:text;mso-width-percent:0;mso-height-percent:0;mso-width-relative:margin;mso-height-relative:margin;v-text-anchor:middle" o:gfxdata="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" fillcolor="white [3201]" strokecolor="#4472c4 [3208]" strokeweight="2.25pt">
+                    <v:shape w14:anchorId="48BAF93E" id="Text Box 1028005733" o:spid="_x0000_s1038" type="#_x0000_t202" style="position:absolute;left:0;text-align:left;margin-left:147.05pt;margin-top:6.35pt;width:86pt;height:39.3pt;z-index:252180480;visibility:visible;mso-wrap-style:square;mso-width-percent:0;mso-height-percent:0;mso-wrap-distance-left:9pt;mso-wrap-distance-top:0;mso-wrap-distance-right:9pt;mso-wrap-distance-bottom:0;mso-position-horizontal:absolute;mso-position-horizontal-relative:text;mso-position-vertical:absolute;mso-position-vertical-relative:text;mso-width-percent:0;mso-height-percent:0;mso-width-relative:margin;mso-height-relative:margin;v-text-anchor:middle" o:gfxdata="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" fillcolor="white [3201]" strokecolor="#4472c4 [3208]" strokeweight="2.25pt">
                       <v:textbox>
                         <w:txbxContent>
                           <w:p>
@@ -5146,7 +5177,7 @@
               <mc:AlternateContent>
                 <mc:Choice Requires="wps">
                   <w:drawing>
-                    <wp:anchor distT="0" distB="0" distL="114300" distR="114300" simplePos="0" relativeHeight="252173312" behindDoc="0" locked="0" layoutInCell="1" allowOverlap="1" wp14:anchorId="2936FE67" wp14:editId="3DCA8F8F">
+                    <wp:anchor distT="0" distB="0" distL="114300" distR="114300" simplePos="0" relativeHeight="252178432" behindDoc="0" locked="0" layoutInCell="1" allowOverlap="1" wp14:anchorId="2936FE67" wp14:editId="3DCA8F8F">
                       <wp:simplePos x="0" y="0"/>
                       <wp:positionH relativeFrom="column">
                         <wp:posOffset>338323</wp:posOffset>
@@ -5263,7 +5294,7 @@
                 </mc:Choice>
                 <mc:Fallback>
                   <w:pict>
-                    <v:shape w14:anchorId="2936FE67" id="Text Box 2055195717" o:spid="_x0000_s1039" type="#_x0000_t202" style="position:absolute;left:0;text-align:left;margin-left:26.65pt;margin-top:5.25pt;width:87.9pt;height:40.5pt;z-index:252173312;visibility:visible;mso-wrap-style:square;mso-width-percent:0;mso-height-percent:0;mso-wrap-distance-left:9pt;mso-wrap-distance-top:0;mso-wrap-distance-right:9pt;mso-wrap-distance-bottom:0;mso-position-horizontal:absolute;mso-position-horizontal-relative:text;mso-position-vertical:absolute;mso-position-vertical-relative:text;mso-width-percent:0;mso-height-percent:0;mso-width-relative:margin;mso-height-relative:margin;v-text-anchor:middle" o:gfxdata="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" fillcolor="white [3201]" strokecolor="#e00" strokeweight="2.25pt">
+                    <v:shape w14:anchorId="2936FE67" id="Text Box 2055195717" o:spid="_x0000_s1039" type="#_x0000_t202" style="position:absolute;left:0;text-align:left;margin-left:26.65pt;margin-top:5.25pt;width:87.9pt;height:40.5pt;z-index:252178432;visibility:visible;mso-wrap-style:square;mso-width-percent:0;mso-height-percent:0;mso-wrap-distance-left:9pt;mso-wrap-distance-top:0;mso-wrap-distance-right:9pt;mso-wrap-distance-bottom:0;mso-position-horizontal:absolute;mso-position-horizontal-relative:text;mso-position-vertical:absolute;mso-position-vertical-relative:text;mso-width-percent:0;mso-height-percent:0;mso-width-relative:margin;mso-height-relative:margin;v-text-anchor:middle" o:gfxdata="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" fillcolor="white [3201]" strokecolor="#e00" strokeweight="2.25pt">
                       <v:textbox>
                         <w:txbxContent>
                           <w:p>
@@ -5343,7 +5374,7 @@
               <mc:AlternateContent>
                 <mc:Choice Requires="wps">
                   <w:drawing>
-                    <wp:anchor distT="0" distB="0" distL="114300" distR="114300" simplePos="0" relativeHeight="252174336" behindDoc="0" locked="0" layoutInCell="1" allowOverlap="1" wp14:anchorId="1EF22822" wp14:editId="4AFA6942">
+                    <wp:anchor distT="0" distB="0" distL="114300" distR="114300" simplePos="0" relativeHeight="252179456" behindDoc="0" locked="0" layoutInCell="1" allowOverlap="1" wp14:anchorId="1EF22822" wp14:editId="4AFA6942">
                       <wp:simplePos x="0" y="0"/>
                       <wp:positionH relativeFrom="column">
                         <wp:posOffset>345971</wp:posOffset>
@@ -5435,7 +5466,7 @@
                 </mc:Choice>
                 <mc:Fallback>
                   <w:pict>
-                    <v:shape w14:anchorId="1EF22822" id="Text Box 310543786" o:spid="_x0000_s1040" type="#_x0000_t202" style="position:absolute;margin-left:27.25pt;margin-top:27.3pt;width:86.9pt;height:41.3pt;z-index:252174336;visibility:visible;mso-wrap-style:square;mso-width-percent:0;mso-height-percent:0;mso-wrap-distance-left:9pt;mso-wrap-distance-top:0;mso-wrap-distance-right:9pt;mso-wrap-distance-bottom:0;mso-position-horizontal:absolute;mso-position-horizontal-relative:text;mso-position-vertical:absolute;mso-position-vertical-relative:text;mso-width-percent:0;mso-height-percent:0;mso-width-relative:margin;mso-height-relative:margin;v-text-anchor:middle" o:gfxdata="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" fillcolor="white [3201]" strokecolor="#bf8f00 [2407]" strokeweight="2.25pt">
+                    <v:shape w14:anchorId="1EF22822" id="Text Box 310543786" o:spid="_x0000_s1040" type="#_x0000_t202" style="position:absolute;margin-left:27.25pt;margin-top:27.3pt;width:86.9pt;height:41.3pt;z-index:252179456;visibility:visible;mso-wrap-style:square;mso-width-percent:0;mso-height-percent:0;mso-wrap-distance-left:9pt;mso-wrap-distance-top:0;mso-wrap-distance-right:9pt;mso-wrap-distance-bottom:0;mso-position-horizontal:absolute;mso-position-horizontal-relative:text;mso-position-vertical:absolute;mso-position-vertical-relative:text;mso-width-percent:0;mso-height-percent:0;mso-width-relative:margin;mso-height-relative:margin;v-text-anchor:middle" o:gfxdata="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" fillcolor="white [3201]" strokecolor="#bf8f00 [2407]" strokeweight="2.25pt">
                       <v:textbox>
                         <w:txbxContent>
                           <w:p>
@@ -5485,7 +5516,7 @@
               <mc:AlternateContent>
                 <mc:Choice Requires="wps">
                   <w:drawing>
-                    <wp:anchor distT="0" distB="0" distL="114300" distR="114300" simplePos="0" relativeHeight="252176384" behindDoc="0" locked="0" layoutInCell="1" allowOverlap="1" wp14:anchorId="03A4D8B4" wp14:editId="661A2F0E">
+                    <wp:anchor distT="0" distB="0" distL="114300" distR="114300" simplePos="0" relativeHeight="252181504" behindDoc="0" locked="0" layoutInCell="1" allowOverlap="1" wp14:anchorId="03A4D8B4" wp14:editId="661A2F0E">
                       <wp:simplePos x="0" y="0"/>
                       <wp:positionH relativeFrom="column">
                         <wp:posOffset>1867696</wp:posOffset>
@@ -5577,7 +5608,7 @@
                 </mc:Choice>
                 <mc:Fallback>
                   <w:pict>
-                    <v:shape w14:anchorId="03A4D8B4" id="Text Box 708680349" o:spid="_x0000_s1041" type="#_x0000_t202" style="position:absolute;margin-left:147.05pt;margin-top:28.4pt;width:86pt;height:40.3pt;z-index:252176384;visibility:visible;mso-wrap-style:square;mso-width-percent:0;mso-height-percent:0;mso-wrap-distance-left:9pt;mso-wrap-distance-top:0;mso-wrap-distance-right:9pt;mso-wrap-distance-bottom:0;mso-position-horizontal:absolute;mso-position-horizontal-relative:text;mso-position-vertical:absolute;mso-position-vertical-relative:text;mso-width-percent:0;mso-height-percent:0;mso-width-relative:margin;mso-height-relative:margin;v-text-anchor:middle" o:gfxdata="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" fillcolor="white [3201]" strokecolor="#538135 [2409]" strokeweight="2.25pt">
+                    <v:shape w14:anchorId="03A4D8B4" id="Text Box 708680349" o:spid="_x0000_s1041" type="#_x0000_t202" style="position:absolute;margin-left:147.05pt;margin-top:28.4pt;width:86pt;height:40.3pt;z-index:252181504;visibility:visible;mso-wrap-style:square;mso-width-percent:0;mso-height-percent:0;mso-wrap-distance-left:9pt;mso-wrap-distance-top:0;mso-wrap-distance-right:9pt;mso-wrap-distance-bottom:0;mso-position-horizontal:absolute;mso-position-horizontal-relative:text;mso-position-vertical:absolute;mso-position-vertical-relative:text;mso-width-percent:0;mso-height-percent:0;mso-width-relative:margin;mso-height-relative:margin;v-text-anchor:middle" o:gfxdata="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" fillcolor="white [3201]" strokecolor="#538135 [2409]" strokeweight="2.25pt">
                       <v:textbox>
                         <w:txbxContent>
                           <w:p>
@@ -6374,6 +6405,25 @@
 </file>
 
 <file path=customXml/item1.xml><?xml version="1.0" encoding="utf-8"?>
+<b:Sources xmlns:b="http://schemas.openxmlformats.org/officeDocument/2006/bibliography" xmlns="http://schemas.openxmlformats.org/officeDocument/2006/bibliography" SelectedStyle="\APASixthEditionOfficeOnline.xsl" StyleName="APA" Version="6"/>
+</file>
+
+<file path=customXml/item2.xml><?xml version="1.0" encoding="utf-8"?>
+<p:properties xmlns:p="http://schemas.microsoft.com/office/2006/metadata/properties" xmlns:xsi="http://www.w3.org/2001/XMLSchema-instance" xmlns:pc="http://schemas.microsoft.com/office/infopath/2007/PartnerControls">
+  <documentManagement/>
+</p:properties>
+</file>
+
+<file path=customXml/item3.xml><?xml version="1.0" encoding="utf-8"?>
+<?mso-contentType ?>
+<FormTemplates xmlns="http://schemas.microsoft.com/sharepoint/v3/contenttype/forms">
+  <Display>DocumentLibraryForm</Display>
+  <Edit>DocumentLibraryForm</Edit>
+  <New>DocumentLibraryForm</New>
+</FormTemplates>
+</file>
+
+<file path=customXml/item4.xml><?xml version="1.0" encoding="utf-8"?>
 <ct:contentTypeSchema xmlns:ct="http://schemas.microsoft.com/office/2006/metadata/contentType" xmlns:ma="http://schemas.microsoft.com/office/2006/metadata/properties/metaAttributes" ct:_="" ma:_="" ma:contentTypeName="Document" ma:contentTypeID="0x0101002DD5600BF1EA024AAC4FDACBA03A0EDA" ma:contentTypeVersion="13" ma:contentTypeDescription="Create a new document." ma:contentTypeScope="" ma:versionID="33fe4beda35715a54d97ea8af8e37a76">
   <xsd:schema xmlns:xsd="http://www.w3.org/2001/XMLSchema" xmlns:xs="http://www.w3.org/2001/XMLSchema" xmlns:p="http://schemas.microsoft.com/office/2006/metadata/properties" xmlns:ns3="fe75581c-cf90-4db1-8dc7-a470398b9b5c" xmlns:ns4="939eb2c5-f6a8-45f3-84c6-81e28f19f057" targetNamespace="http://schemas.microsoft.com/office/2006/metadata/properties" ma:root="true" ma:fieldsID="5f7bb19914c6b7a9519e093b0d1180f5" ns3:_="" ns4:_="">
     <xsd:import namespace="fe75581c-cf90-4db1-8dc7-a470398b9b5c"/>
@@ -6596,26 +6646,32 @@
 </ct:contentTypeSchema>
 </file>
 
-<file path=customXml/item2.xml><?xml version="1.0" encoding="utf-8"?>
-<?mso-contentType ?>
-<FormTemplates xmlns="http://schemas.microsoft.com/sharepoint/v3/contenttype/forms">
-  <Display>DocumentLibraryForm</Display>
-  <Edit>DocumentLibraryForm</Edit>
-  <New>DocumentLibraryForm</New>
-</FormTemplates>
+<file path=customXml/itemProps1.xml><?xml version="1.0" encoding="utf-8"?>
+<ds:datastoreItem xmlns:ds="http://schemas.openxmlformats.org/officeDocument/2006/customXml" ds:itemID="{47820480-98B6-4D7F-88E0-6AFE4E57BC3A}">
+  <ds:schemaRefs>
+    <ds:schemaRef ds:uri="http://schemas.openxmlformats.org/officeDocument/2006/bibliography"/>
+  </ds:schemaRefs>
+</ds:datastoreItem>
 </file>
 
-<file path=customXml/item3.xml><?xml version="1.0" encoding="utf-8"?>
-<p:properties xmlns:p="http://schemas.microsoft.com/office/2006/metadata/properties" xmlns:xsi="http://www.w3.org/2001/XMLSchema-instance" xmlns:pc="http://schemas.microsoft.com/office/infopath/2007/PartnerControls">
-  <documentManagement/>
-</p:properties>
+<file path=customXml/itemProps2.xml><?xml version="1.0" encoding="utf-8"?>
+<ds:datastoreItem xmlns:ds="http://schemas.openxmlformats.org/officeDocument/2006/customXml" ds:itemID="{C3C04DE1-6969-4378-B9F3-DE459FD64CB1}">
+  <ds:schemaRefs>
+    <ds:schemaRef ds:uri="http://schemas.microsoft.com/office/2006/metadata/properties"/>
+    <ds:schemaRef ds:uri="http://schemas.microsoft.com/office/infopath/2007/PartnerControls"/>
+  </ds:schemaRefs>
+</ds:datastoreItem>
 </file>
 
-<file path=customXml/item4.xml><?xml version="1.0" encoding="utf-8"?>
-<b:Sources xmlns:b="http://schemas.openxmlformats.org/officeDocument/2006/bibliography" xmlns="http://schemas.openxmlformats.org/officeDocument/2006/bibliography" SelectedStyle="\APASixthEditionOfficeOnline.xsl" StyleName="APA" Version="6"/>
+<file path=customXml/itemProps3.xml><?xml version="1.0" encoding="utf-8"?>
+<ds:datastoreItem xmlns:ds="http://schemas.openxmlformats.org/officeDocument/2006/customXml" ds:itemID="{3F100464-2119-4A30-967E-CBEE1F386811}">
+  <ds:schemaRefs>
+    <ds:schemaRef ds:uri="http://schemas.microsoft.com/sharepoint/v3/contenttype/forms"/>
+  </ds:schemaRefs>
+</ds:datastoreItem>
 </file>
 
-<file path=customXml/itemProps1.xml><?xml version="1.0" encoding="utf-8"?>
+<file path=customXml/itemProps4.xml><?xml version="1.0" encoding="utf-8"?>
 <ds:datastoreItem xmlns:ds="http://schemas.openxmlformats.org/officeDocument/2006/customXml" ds:itemID="{99DCF19C-174C-4133-BE34-29A8CE198DE6}">
   <ds:schemaRefs>
     <ds:schemaRef ds:uri="http://schemas.microsoft.com/office/2006/metadata/contentType"/>
@@ -6632,29 +6688,4 @@
     <ds:schemaRef ds:uri="http://schemas.microsoft.com/internal/obd"/>
   </ds:schemaRefs>
 </ds:datastoreItem>
-</file>
-
-<file path=customXml/itemProps2.xml><?xml version="1.0" encoding="utf-8"?>
-<ds:datastoreItem xmlns:ds="http://schemas.openxmlformats.org/officeDocument/2006/customXml" ds:itemID="{3F100464-2119-4A30-967E-CBEE1F386811}">
-  <ds:schemaRefs>
-    <ds:schemaRef ds:uri="http://schemas.microsoft.com/sharepoint/v3/contenttype/forms"/>
-  </ds:schemaRefs>
-</ds:datastoreItem>
-</file>
-
-<file path=customXml/itemProps3.xml><?xml version="1.0" encoding="utf-8"?>
-<ds:datastoreItem xmlns:ds="http://schemas.openxmlformats.org/officeDocument/2006/customXml" ds:itemID="{C3C04DE1-6969-4378-B9F3-DE459FD64CB1}">
-  <ds:schemaRefs>
-    <ds:schemaRef ds:uri="http://schemas.microsoft.com/office/2006/metadata/properties"/>
-    <ds:schemaRef ds:uri="http://schemas.microsoft.com/office/infopath/2007/PartnerControls"/>
-  </ds:schemaRefs>
-</ds:datastoreItem>
-</file>
-
-<file path=customXml/itemProps4.xml><?xml version="1.0" encoding="utf-8"?>
-<ds:datastoreItem xmlns:ds="http://schemas.openxmlformats.org/officeDocument/2006/customXml" ds:itemID="{47820480-98B6-4D7F-88E0-6AFE4E57BC3A}">
-  <ds:schemaRefs>
-    <ds:schemaRef ds:uri="http://schemas.openxmlformats.org/officeDocument/2006/bibliography"/>
-  </ds:schemaRefs>
-</ds:datastoreItem>
 </file>